--- a/deliverables/video-3-slides/hit-final/Video_3_HIT_FINAL/SHORTS/Video_3_Short_3_Context_Disappears_Fast.docx
+++ b/deliverables/video-3-slides/hit-final/Video_3_HIT_FINAL/SHORTS/Video_3_Short_3_Context_Disappears_Fast.docx
@@ -58,12 +58,12 @@
           <w:color w:val="5A6B82"/>
           <w:sz w:val="22"/>
         </w:rPr>
-        <w:t>Verbal hook:  “Working around performance and talent systems taught me something about leaving a job.”</w:t>
+        <w:t>Verbal hook:  “Let me show you what working around performance and talent systems taught me.”</w:t>
       </w:r>
     </w:p>
     <w:p>
       <w:pPr>
-        <w:spacing w:before="0" w:after="320" w:line="312" w:lineRule="auto"/>
+        <w:spacing w:before="0" w:after="200" w:line="312" w:lineRule="auto"/>
         <w:keepLines w:val="1"/>
       </w:pPr>
       <w:r>
@@ -78,7 +78,7 @@
     </w:p>
     <w:p>
       <w:pPr>
-        <w:spacing w:before="400" w:after="160" w:line="312" w:lineRule="auto"/>
+        <w:spacing w:before="240" w:after="160" w:line="312" w:lineRule="auto"/>
         <w:keepLines w:val="1"/>
         <w:keepNext w:val="1"/>
       </w:pPr>
@@ -94,7 +94,7 @@
     </w:p>
     <w:p>
       <w:pPr>
-        <w:spacing w:before="0" w:after="240" w:line="360" w:lineRule="auto"/>
+        <w:spacing w:before="0" w:after="200" w:line="360" w:lineRule="auto"/>
         <w:keepLines w:val="1"/>
       </w:pPr>
       <w:r>
@@ -104,12 +104,12 @@
           <w:color w:val="1A1A1A"/>
           <w:sz w:val="27"/>
         </w:rPr>
-        <w:t>Working around performance and talent systems taught me something about leaving a job.</w:t>
+        <w:t>Let me show you what working around performance and talent systems taught me about leaving a job.</w:t>
       </w:r>
     </w:p>
     <w:p>
       <w:pPr>
-        <w:spacing w:before="0" w:after="240" w:line="360" w:lineRule="auto"/>
+        <w:spacing w:before="0" w:after="200" w:line="360" w:lineRule="auto"/>
         <w:keepLines w:val="1"/>
       </w:pPr>
       <w:r>
@@ -124,7 +124,7 @@
     </w:p>
     <w:p>
       <w:pPr>
-        <w:spacing w:before="0" w:after="240" w:line="360" w:lineRule="auto"/>
+        <w:spacing w:before="0" w:after="200" w:line="360" w:lineRule="auto"/>
         <w:keepLines w:val="1"/>
       </w:pPr>
       <w:r>
@@ -139,7 +139,7 @@
     </w:p>
     <w:p>
       <w:pPr>
-        <w:spacing w:before="0" w:after="240" w:line="360" w:lineRule="auto"/>
+        <w:spacing w:before="0" w:after="200" w:line="360" w:lineRule="auto"/>
         <w:keepLines w:val="1"/>
       </w:pPr>
       <w:r>
@@ -154,7 +154,7 @@
     </w:p>
     <w:p>
       <w:pPr>
-        <w:spacing w:before="0" w:after="240" w:line="360" w:lineRule="auto"/>
+        <w:spacing w:before="0" w:after="200" w:line="360" w:lineRule="auto"/>
         <w:keepLines w:val="1"/>
       </w:pPr>
       <w:r>
@@ -169,7 +169,7 @@
     </w:p>
     <w:p>
       <w:pPr>
-        <w:spacing w:before="0" w:after="240" w:line="360" w:lineRule="auto"/>
+        <w:spacing w:before="0" w:after="200" w:line="360" w:lineRule="auto"/>
         <w:keepLines w:val="1"/>
       </w:pPr>
       <w:r>
@@ -184,7 +184,7 @@
     </w:p>
     <w:p>
       <w:pPr>
-        <w:spacing w:before="0" w:after="240" w:line="360" w:lineRule="auto"/>
+        <w:spacing w:before="0" w:after="200" w:line="360" w:lineRule="auto"/>
         <w:keepLines w:val="1"/>
       </w:pPr>
       <w:r>
@@ -194,12 +194,12 @@
           <w:color w:val="1A1A1A"/>
           <w:sz w:val="27"/>
         </w:rPr>
-        <w:t>Once the context changes, your experience did not disappear — but explaining it can become much harder.</w:t>
+        <w:t>Once that context changes, your experience has not disappeared — but explaining it can get much harder.</w:t>
       </w:r>
     </w:p>
     <w:p>
       <w:pPr>
-        <w:spacing w:before="0" w:after="240" w:line="360" w:lineRule="auto"/>
+        <w:spacing w:before="0" w:after="200" w:line="360" w:lineRule="auto"/>
         <w:keepLines w:val="1"/>
       </w:pPr>
       <w:r>
@@ -209,12 +209,12 @@
           <w:color w:val="1A1A1A"/>
           <w:sz w:val="27"/>
         </w:rPr>
-        <w:t>That is why I want you to capture more than what you did.</w:t>
+        <w:t>So I want you to capture more than what you did.</w:t>
       </w:r>
     </w:p>
     <w:p>
       <w:pPr>
-        <w:spacing w:before="0" w:after="240" w:line="360" w:lineRule="auto"/>
+        <w:spacing w:before="0" w:after="200" w:line="360" w:lineRule="auto"/>
         <w:keepLines w:val="1"/>
       </w:pPr>
       <w:r>
@@ -229,7 +229,7 @@
     </w:p>
     <w:p>
       <w:pPr>
-        <w:spacing w:before="0" w:after="240" w:line="360" w:lineRule="auto"/>
+        <w:spacing w:before="0" w:after="200" w:line="360" w:lineRule="auto"/>
         <w:keepLines w:val="1"/>
       </w:pPr>
       <w:r>
